--- a/zht/docx/59.content.docx
+++ b/zht/docx/59.content.docx
@@ -8566,19 +8566,7 @@
         <w:rPr>
           <w:lang w:val="zh_TW" w:bidi="zh_TW"/>
         </w:rPr>
-        <w:t>在教會發展的早期階段（公元40年代；見</w:t>
-      </w:r>
-      <w:r>
-        <w:rPr>
-          <w:lang w:val="zh_TW" w:bidi="zh_TW"/>
-        </w:rPr>
-        <w:t>雅各書簡介</w:t>
-      </w:r>
-      <w:r>
-        <w:rPr>
-          <w:lang w:val="zh_TW" w:bidi="zh_TW"/>
-        </w:rPr>
-        <w:t>，「寫作的日期和地點」），教會這個詞顯然不是一個專門用語，而是泛指「會眾，集會」（參</w:t>
+        <w:t>在教會發展的早期階段（公元40年代；見雅各書簡介，「寫作的日期和地點」），教會這個詞顯然不是一個專門用語，而是泛指「會眾，集會」（參</w:t>
       </w:r>
       <w:r>
         <w:rPr>
